--- a/proyectosemillero/notas 05062026.docx
+++ b/proyectosemillero/notas 05062026.docx
@@ -38,8 +38,6 @@
       </w:r>
       <w:r>
         <w:rPr>
-          <w:b/>
-          <w:bCs/>
           <w:lang w:val="en-US"/>
         </w:rPr>
         <w:t>Local people are used to</w:t>
@@ -66,8 +64,6 @@
       </w:r>
       <w:r>
         <w:rPr>
-          <w:b/>
-          <w:bCs/>
           <w:lang w:val="en-US"/>
         </w:rPr>
         <w:t>is used to</w:t>
@@ -80,8 +76,6 @@
       </w:r>
       <w:r>
         <w:rPr>
-          <w:b/>
-          <w:bCs/>
           <w:lang w:val="en-US"/>
         </w:rPr>
         <w:t>get used to</w:t>
@@ -108,8 +102,6 @@
       </w:r>
       <w:r>
         <w:rPr>
-          <w:b/>
-          <w:bCs/>
           <w:lang w:val="en-US"/>
         </w:rPr>
         <w:t>tourists need to get used to</w:t>
@@ -136,8 +128,6 @@
       </w:r>
       <w:r>
         <w:rPr>
-          <w:b/>
-          <w:bCs/>
           <w:lang w:val="en-US"/>
         </w:rPr>
         <w:t>are used to</w:t>
@@ -150,8 +140,6 @@
       </w:r>
       <w:r>
         <w:rPr>
-          <w:b/>
-          <w:bCs/>
           <w:lang w:val="en-US"/>
         </w:rPr>
         <w:t>get used to</w:t>
@@ -174,7 +162,7 @@
         <w:rPr>
           <w:lang w:val="en-US"/>
         </w:rPr>
-        <w:t>Now, let’s move on to the next part of the presentation..."</w:t>
+        <w:t>opinion</w:t>
       </w:r>
     </w:p>
     <w:p>
@@ -184,45 +172,37 @@
           <w:lang w:val="en-US"/>
         </w:rPr>
       </w:pPr>
-    </w:p>
-    <w:p>
-      <w:pPr>
-        <w:pStyle w:val="NormalWeb"/>
+      <w:r>
         <w:rPr>
           <w:lang w:val="en-US"/>
         </w:rPr>
-      </w:pPr>
-      <w:r>
+        <w:t>Visiting the Songkran Water Festival must be a unique</w:t>
+      </w:r>
+    </w:p>
+    <w:p>
+      <w:pPr>
+        <w:pStyle w:val="NormalWeb"/>
         <w:rPr>
           <w:lang w:val="en-US"/>
         </w:rPr>
-        <w:t xml:space="preserve">Visiting the Songkran Water Festival must be </w:t>
-      </w:r>
+      </w:pPr>
       <w:r>
         <w:rPr>
           <w:lang w:val="en-US"/>
         </w:rPr>
-        <w:t>a</w:t>
+        <w:t xml:space="preserve"> experience due to its perfect mix of water fights and traditional Thai</w:t>
       </w:r>
       <w:r>
         <w:rPr>
           <w:lang w:val="en-US"/>
         </w:rPr>
-        <w:t xml:space="preserve"> unique</w:t>
-      </w:r>
-    </w:p>
-    <w:p>
-      <w:pPr>
-        <w:pStyle w:val="NormalWeb"/>
+        <w:t>land</w:t>
+      </w:r>
+      <w:r>
         <w:rPr>
           <w:lang w:val="en-US"/>
         </w:rPr>
-      </w:pPr>
-      <w:r>
-        <w:rPr>
-          <w:lang w:val="en-US"/>
-        </w:rPr>
-        <w:t xml:space="preserve"> experience, due to its perfect mix of water fights and traditional Thai culture</w:t>
+        <w:t xml:space="preserve"> culture</w:t>
       </w:r>
     </w:p>
     <w:p>
@@ -312,6 +292,7 @@
           <w:szCs w:val="36"/>
           <w:lang w:eastAsia="es-EC"/>
         </w:rPr>
+        <w:lastRenderedPageBreak/>
         <w:t>xplicación</w:t>
       </w:r>
       <w:proofErr w:type="spellEnd"/>
@@ -1561,22 +1542,735 @@
       <w:pPr>
         <w:pStyle w:val="NormalWeb"/>
       </w:pPr>
-    </w:p>
-    <w:p>
-      <w:pPr>
-        <w:pStyle w:val="NormalWeb"/>
-      </w:pPr>
-    </w:p>
-    <w:p>
-      <w:pPr>
-        <w:pStyle w:val="NormalWeb"/>
-      </w:pPr>
-    </w:p>
-    <w:p>
-      <w:pPr>
-        <w:pStyle w:val="NormalWeb"/>
-      </w:pPr>
-    </w:p>
+      <w:r>
+        <w:lastRenderedPageBreak/>
+        <w:drawing>
+          <wp:inline distT="0" distB="0" distL="0" distR="0" wp14:anchorId="45409D69" wp14:editId="5AE3A0DB">
+            <wp:extent cx="5387807" cy="2316681"/>
+            <wp:effectExtent l="0" t="0" r="3810" b="7620"/>
+            <wp:docPr id="2" name="Imagen 2"/>
+            <wp:cNvGraphicFramePr>
+              <a:graphicFrameLocks xmlns:a="http://schemas.openxmlformats.org/drawingml/2006/main" noChangeAspect="1"/>
+            </wp:cNvGraphicFramePr>
+            <a:graphic xmlns:a="http://schemas.openxmlformats.org/drawingml/2006/main">
+              <a:graphicData uri="http://schemas.openxmlformats.org/drawingml/2006/picture">
+                <pic:pic xmlns:pic="http://schemas.openxmlformats.org/drawingml/2006/picture">
+                  <pic:nvPicPr>
+                    <pic:cNvPr id="1" name=""/>
+                    <pic:cNvPicPr/>
+                  </pic:nvPicPr>
+                  <pic:blipFill>
+                    <a:blip r:embed="rId6"/>
+                    <a:stretch>
+                      <a:fillRect/>
+                    </a:stretch>
+                  </pic:blipFill>
+                  <pic:spPr>
+                    <a:xfrm>
+                      <a:off x="0" y="0"/>
+                      <a:ext cx="5387807" cy="2316681"/>
+                    </a:xfrm>
+                    <a:prstGeom prst="rect">
+                      <a:avLst/>
+                    </a:prstGeom>
+                  </pic:spPr>
+                </pic:pic>
+              </a:graphicData>
+            </a:graphic>
+          </wp:inline>
+        </w:drawing>
+      </w:r>
+    </w:p>
+    <w:p>
+      <w:pPr>
+        <w:pStyle w:val="NormalWeb"/>
+      </w:pPr>
+    </w:p>
+    <w:p>
+      <w:pPr>
+        <w:pStyle w:val="NormalWeb"/>
+      </w:pPr>
+      <w:r>
+        <w:t xml:space="preserve">Metodología de </w:t>
+      </w:r>
+    </w:p>
+    <w:p>
+      <w:pPr>
+        <w:pStyle w:val="NormalWeb"/>
+      </w:pPr>
+    </w:p>
+    <w:p>
+      <w:pPr>
+        <w:pStyle w:val="NormalWeb"/>
+      </w:pPr>
+    </w:p>
+    <w:p>
+      <w:pPr>
+        <w:pStyle w:val="NormalWeb"/>
+        <w:rPr>
+          <w:rFonts w:ascii="Segoe UI" w:hAnsi="Segoe UI" w:cs="Segoe UI"/>
+        </w:rPr>
+      </w:pPr>
+      <w:r>
+        <w:rPr>
+          <w:rFonts w:ascii="Segoe UI" w:hAnsi="Segoe UI" w:cs="Segoe UI"/>
+        </w:rPr>
+        <w:t>¿Por qué el entrenamiento secuencial mejora la precisión global?</w:t>
+      </w:r>
+    </w:p>
+    <w:p>
+      <w:pPr>
+        <w:pStyle w:val="NormalWeb"/>
+      </w:pPr>
+      <w:r>
+        <w:t xml:space="preserve">el </w:t>
+      </w:r>
+      <w:proofErr w:type="spellStart"/>
+      <w:r>
+        <w:t>Boosting</w:t>
+      </w:r>
+      <w:proofErr w:type="spellEnd"/>
+      <w:r>
+        <w:t xml:space="preserve"> entrena modelos uno tras otro.</w:t>
+      </w:r>
+    </w:p>
+    <w:p>
+      <w:pPr>
+        <w:pStyle w:val="NormalWeb"/>
+      </w:pPr>
+      <w:r>
+        <w:t>Cada nuevo modelo se enfoca específicamente en los errores cometidos por la combinación de los anteriores. Al dar más peso (o intentar predecir el residuo) de los casos que fueron mal clasificados, el modelo "aprende" de sus debilidades, reduciendo progresivamente el sesgo del sistema total.</w:t>
+      </w:r>
+    </w:p>
+    <w:p>
+      <w:pPr>
+        <w:pStyle w:val="NormalWeb"/>
+        <w:rPr>
+          <w:rFonts w:ascii="Segoe UI" w:hAnsi="Segoe UI" w:cs="Segoe UI"/>
+        </w:rPr>
+      </w:pPr>
+      <w:r>
+        <w:rPr>
+          <w:rFonts w:ascii="Segoe UI" w:hAnsi="Segoe UI" w:cs="Segoe UI"/>
+        </w:rPr>
+        <w:br/>
+        <w:t xml:space="preserve">¿Por qué son efectivos frente a </w:t>
+      </w:r>
+      <w:proofErr w:type="spellStart"/>
+      <w:r>
+        <w:rPr>
+          <w:rFonts w:ascii="Segoe UI" w:hAnsi="Segoe UI" w:cs="Segoe UI"/>
+        </w:rPr>
+        <w:t>datasets</w:t>
+      </w:r>
+      <w:proofErr w:type="spellEnd"/>
+      <w:r>
+        <w:rPr>
+          <w:rFonts w:ascii="Segoe UI" w:hAnsi="Segoe UI" w:cs="Segoe UI"/>
+        </w:rPr>
+        <w:t xml:space="preserve"> con desbalance de clases o patrones complejos?</w:t>
+      </w:r>
+    </w:p>
+    <w:p>
+      <w:pPr>
+        <w:pStyle w:val="NormalWeb"/>
+        <w:rPr>
+          <w:rFonts w:ascii="Segoe UI" w:hAnsi="Segoe UI" w:cs="Segoe UI"/>
+        </w:rPr>
+      </w:pPr>
+    </w:p>
+    <w:p>
+      <w:pPr>
+        <w:pStyle w:val="NormalWeb"/>
+      </w:pPr>
+      <w:r>
+        <w:t>Los métodos de potenciación son sumamente eficaces en escenarios de la vida real donde las clases no están repartidas equitativamente (como detectar fraudes financieros o enfermedades raras).</w:t>
+      </w:r>
+    </w:p>
+    <w:p>
+      <w:pPr>
+        <w:pStyle w:val="NormalWeb"/>
+        <w:numPr>
+          <w:ilvl w:val="0"/>
+          <w:numId w:val="4"/>
+        </w:numPr>
+      </w:pPr>
+      <w:r>
+        <w:rPr>
+          <w:b/>
+          <w:bCs/>
+        </w:rPr>
+        <w:t>La lógica:</w:t>
+      </w:r>
+      <w:r>
+        <w:t xml:space="preserve"> Como el algoritmo prioriza las muestras difíciles de clasificar en cada iteración, el modelo no se "conforma" con aprender solo los patrones mayoritarios o simples. Esto obliga al modelo a volverse altamente sensible a las excepciones o patrones complejos que, de otra forma, serían ignorados o clasificados incorrectamente por un modelo más simple.</w:t>
+      </w:r>
+    </w:p>
+    <w:p>
+      <w:pPr>
+        <w:pStyle w:val="NormalWeb"/>
+        <w:rPr>
+          <w:rFonts w:ascii="Segoe UI" w:hAnsi="Segoe UI" w:cs="Segoe UI"/>
+        </w:rPr>
+      </w:pPr>
+      <w:r>
+        <w:rPr>
+          <w:rFonts w:ascii="Segoe UI" w:hAnsi="Segoe UI" w:cs="Segoe UI"/>
+        </w:rPr>
+        <w:lastRenderedPageBreak/>
+        <w:br/>
+        <w:t xml:space="preserve">¿Por qué el uso de </w:t>
+      </w:r>
+      <w:proofErr w:type="spellStart"/>
+      <w:r>
+        <w:rPr>
+          <w:rFonts w:ascii="Segoe UI" w:hAnsi="Segoe UI" w:cs="Segoe UI"/>
+        </w:rPr>
+        <w:t>Boosting</w:t>
+      </w:r>
+      <w:proofErr w:type="spellEnd"/>
+      <w:r>
+        <w:rPr>
+          <w:rFonts w:ascii="Segoe UI" w:hAnsi="Segoe UI" w:cs="Segoe UI"/>
+        </w:rPr>
+        <w:t xml:space="preserve"> es preferido en aplicaciones industriales frente a otros modelos?</w:t>
+      </w:r>
+    </w:p>
+    <w:p>
+      <w:pPr>
+        <w:pStyle w:val="NormalWeb"/>
+      </w:pPr>
+      <w:r>
+        <w:t xml:space="preserve">La respuesta reside en el </w:t>
+      </w:r>
+      <w:r>
+        <w:rPr>
+          <w:b/>
+          <w:bCs/>
+        </w:rPr>
+        <w:t>equilibrio entre capacidad de generalización y eficiencia técnica</w:t>
+      </w:r>
+      <w:r>
+        <w:t xml:space="preserve">, especialmente en el caso de </w:t>
+      </w:r>
+      <w:proofErr w:type="spellStart"/>
+      <w:r>
+        <w:t>XGBoost</w:t>
+      </w:r>
+      <w:proofErr w:type="spellEnd"/>
+      <w:r>
+        <w:t>.</w:t>
+      </w:r>
+    </w:p>
+    <w:p>
+      <w:pPr>
+        <w:pStyle w:val="NormalWeb"/>
+        <w:numPr>
+          <w:ilvl w:val="0"/>
+          <w:numId w:val="5"/>
+        </w:numPr>
+      </w:pPr>
+      <w:r>
+        <w:rPr>
+          <w:b/>
+          <w:bCs/>
+        </w:rPr>
+        <w:t>La lógica:</w:t>
+      </w:r>
+      <w:r>
+        <w:t xml:space="preserve"> En entornos de producción reales, se necesitan modelos que manejen bien valores faltantes, que sean escalables a grandes volúmenes de datos y que mantengan una baja sensibilidad al ruido. El </w:t>
+      </w:r>
+      <w:proofErr w:type="spellStart"/>
+      <w:r>
+        <w:t>Boosting</w:t>
+      </w:r>
+      <w:proofErr w:type="spellEnd"/>
+      <w:r>
+        <w:t xml:space="preserve"> (y específicamente implementaciones optimizadas como </w:t>
+      </w:r>
+      <w:proofErr w:type="spellStart"/>
+      <w:r>
+        <w:t>XGBoost</w:t>
+      </w:r>
+      <w:proofErr w:type="spellEnd"/>
+      <w:r>
+        <w:t xml:space="preserve">) ofrece un control superior mediante </w:t>
+      </w:r>
+      <w:proofErr w:type="spellStart"/>
+      <w:r>
+        <w:t>hiperparámetros</w:t>
+      </w:r>
+      <w:proofErr w:type="spellEnd"/>
+      <w:r>
+        <w:t xml:space="preserve"> (como la tasa de aprendizaje o la regularización), permitiendo ajustar el modelo para evitar el </w:t>
+      </w:r>
+      <w:proofErr w:type="spellStart"/>
+      <w:r>
+        <w:rPr>
+          <w:i/>
+          <w:iCs/>
+        </w:rPr>
+        <w:t>overfitting</w:t>
+      </w:r>
+      <w:proofErr w:type="spellEnd"/>
+      <w:r>
+        <w:t xml:space="preserve"> (sobreajuste), lo que los hace significativamente más robustos que simplemente entrenar un único modelo complejo desde cero.</w:t>
+      </w:r>
+    </w:p>
+    <w:p>
+      <w:pPr>
+        <w:pStyle w:val="NormalWeb"/>
+      </w:pPr>
+      <w:r>
+        <w:rPr>
+          <w:b/>
+          <w:bCs/>
+        </w:rPr>
+        <w:t>En resumen:</w:t>
+      </w:r>
+      <w:r>
+        <w:t xml:space="preserve"> Aplicamos estos métodos cuando nuestra prioridad es </w:t>
+      </w:r>
+      <w:r>
+        <w:rPr>
+          <w:b/>
+          <w:bCs/>
+        </w:rPr>
+        <w:t>maximizar la precisión</w:t>
+      </w:r>
+      <w:r>
+        <w:t xml:space="preserve"> mediante la reducción metódica del error, aprovechando la capacidad de aprender de los fallos pasados para construir un predictor final altamente especializado y resistente a datos ruidosos.</w:t>
+      </w:r>
+    </w:p>
+    <w:p>
+      <w:pPr>
+        <w:pStyle w:val="NormalWeb"/>
+        <w:rPr>
+          <w:rFonts w:ascii="Segoe UI" w:hAnsi="Segoe UI" w:cs="Segoe UI"/>
+        </w:rPr>
+      </w:pPr>
+    </w:p>
+    <w:p>
+      <w:pPr>
+        <w:pStyle w:val="NormalWeb"/>
+        <w:rPr>
+          <w:rFonts w:ascii="Segoe UI" w:hAnsi="Segoe UI" w:cs="Segoe UI"/>
+        </w:rPr>
+      </w:pPr>
+    </w:p>
+    <w:p>
+      <w:pPr>
+        <w:pStyle w:val="Ttulo3"/>
+      </w:pPr>
+      <w:r>
+        <w:t>1. ¿Por qué el entrenamiento secuencial mejora la precisión global?</w:t>
+      </w:r>
+    </w:p>
+    <w:p>
+      <w:pPr>
+        <w:pStyle w:val="NormalWeb"/>
+        <w:numPr>
+          <w:ilvl w:val="0"/>
+          <w:numId w:val="6"/>
+        </w:numPr>
+      </w:pPr>
+      <w:r>
+        <w:rPr>
+          <w:b/>
+          <w:bCs/>
+        </w:rPr>
+        <w:t>Ejemplo:</w:t>
+      </w:r>
+      <w:r>
+        <w:t xml:space="preserve"> Imagina que estamos entrenando un modelo para clasificar si un correo es "Spam" o "No Spam".</w:t>
+      </w:r>
+    </w:p>
+    <w:p>
+      <w:pPr>
+        <w:pStyle w:val="NormalWeb"/>
+        <w:numPr>
+          <w:ilvl w:val="1"/>
+          <w:numId w:val="6"/>
+        </w:numPr>
+      </w:pPr>
+      <w:r>
+        <w:rPr>
+          <w:b/>
+          <w:bCs/>
+        </w:rPr>
+        <w:t>Modelo 1:</w:t>
+      </w:r>
+      <w:r>
+        <w:t xml:space="preserve"> Clasifica bien correos con palabras obvias como "gratis", pero falla con correos que usan lenguaje formal para engañar.</w:t>
+      </w:r>
+    </w:p>
+    <w:p>
+      <w:pPr>
+        <w:pStyle w:val="NormalWeb"/>
+        <w:numPr>
+          <w:ilvl w:val="1"/>
+          <w:numId w:val="6"/>
+        </w:numPr>
+      </w:pPr>
+      <w:r>
+        <w:rPr>
+          <w:b/>
+          <w:bCs/>
+        </w:rPr>
+        <w:t>Modelo 2 (Secuencial):</w:t>
+      </w:r>
+      <w:r>
+        <w:t xml:space="preserve"> El algoritmo analiza los errores del Modelo 1 y le da "más importancia" (peso) a esos correos formales que fueron mal clasificados. Este segundo modelo se especializa en detectar el engaño en el lenguaje formal.</w:t>
+      </w:r>
+    </w:p>
+    <w:p>
+      <w:pPr>
+        <w:pStyle w:val="NormalWeb"/>
+        <w:numPr>
+          <w:ilvl w:val="1"/>
+          <w:numId w:val="6"/>
+        </w:numPr>
+      </w:pPr>
+      <w:r>
+        <w:rPr>
+          <w:b/>
+          <w:bCs/>
+        </w:rPr>
+        <w:t>Resultado:</w:t>
+      </w:r>
+      <w:r>
+        <w:t xml:space="preserve"> El modelo final combina la capacidad del primero para detectar palabras obvias y la del segundo para detectar trampas complejas. Al trabajar en secuencia, cada paso limpia el "desorden" que dejó el anterior.</w:t>
+      </w:r>
+    </w:p>
+    <w:p>
+      <w:pPr>
+        <w:pStyle w:val="Ttulo3"/>
+      </w:pPr>
+      <w:r>
+        <w:t xml:space="preserve">2. ¿Por qué son efectivos frente a </w:t>
+      </w:r>
+      <w:proofErr w:type="spellStart"/>
+      <w:r>
+        <w:t>datasets</w:t>
+      </w:r>
+      <w:proofErr w:type="spellEnd"/>
+      <w:r>
+        <w:t xml:space="preserve"> con desbalance de clases o patrones complejos?</w:t>
+      </w:r>
+    </w:p>
+    <w:p>
+      <w:pPr>
+        <w:pStyle w:val="NormalWeb"/>
+        <w:numPr>
+          <w:ilvl w:val="0"/>
+          <w:numId w:val="7"/>
+        </w:numPr>
+      </w:pPr>
+      <w:r>
+        <w:rPr>
+          <w:b/>
+          <w:bCs/>
+        </w:rPr>
+        <w:t>Ejemplo:</w:t>
+      </w:r>
+      <w:r>
+        <w:t xml:space="preserve"> Detección de una enfermedad rara (ej. una dolencia que solo afecta al 1% de la población).</w:t>
+      </w:r>
+    </w:p>
+    <w:p>
+      <w:pPr>
+        <w:pStyle w:val="NormalWeb"/>
+        <w:numPr>
+          <w:ilvl w:val="1"/>
+          <w:numId w:val="7"/>
+        </w:numPr>
+      </w:pPr>
+      <w:r>
+        <w:rPr>
+          <w:b/>
+          <w:bCs/>
+        </w:rPr>
+        <w:t>El problema:</w:t>
+      </w:r>
+      <w:r>
+        <w:t xml:space="preserve"> Si usas un modelo simple, este podría predecir "Sano" a todo el mundo y tendría un 99% de precisión, pero sería inútil porque no detecta ningún enfermo.</w:t>
+      </w:r>
+    </w:p>
+    <w:p>
+      <w:pPr>
+        <w:pStyle w:val="NormalWeb"/>
+        <w:numPr>
+          <w:ilvl w:val="1"/>
+          <w:numId w:val="7"/>
+        </w:numPr>
+      </w:pPr>
+      <w:r>
+        <w:rPr>
+          <w:b/>
+          <w:bCs/>
+        </w:rPr>
+        <w:lastRenderedPageBreak/>
+        <w:t xml:space="preserve">La aplicación de </w:t>
+      </w:r>
+      <w:proofErr w:type="spellStart"/>
+      <w:r>
+        <w:rPr>
+          <w:b/>
+          <w:bCs/>
+        </w:rPr>
+        <w:t>Boosting</w:t>
+      </w:r>
+      <w:proofErr w:type="spellEnd"/>
+      <w:r>
+        <w:rPr>
+          <w:b/>
+          <w:bCs/>
+        </w:rPr>
+        <w:t>:</w:t>
+      </w:r>
+      <w:r>
+        <w:t xml:space="preserve"> En cada iteración, el algoritmo </w:t>
+      </w:r>
+      <w:r>
+        <w:rPr>
+          <w:b/>
+          <w:bCs/>
+        </w:rPr>
+        <w:t>penaliza fuertemente</w:t>
+      </w:r>
+      <w:r>
+        <w:t xml:space="preserve"> al modelo si clasifica mal a una persona enferma (la clase minoritaria). Esto obliga a que los nuevos modelos creados en la secuencia "presten atención" casi exclusivamente a los casos positivos (enfermos), volviéndose expertos en identificar esas señales sutiles que distinguen a un enfermo de un sano, equilibrando el rendimiento independientemente de qué clase sea más numerosa.</w:t>
+      </w:r>
+    </w:p>
+    <w:p>
+      <w:pPr>
+        <w:pStyle w:val="Ttulo3"/>
+      </w:pPr>
+      <w:r>
+        <w:t xml:space="preserve">3. ¿Por qué el uso de </w:t>
+      </w:r>
+      <w:proofErr w:type="spellStart"/>
+      <w:r>
+        <w:t>Boosting</w:t>
+      </w:r>
+      <w:proofErr w:type="spellEnd"/>
+      <w:r>
+        <w:t xml:space="preserve"> es preferido en aplicaciones industriales?</w:t>
+      </w:r>
+    </w:p>
+    <w:p>
+      <w:pPr>
+        <w:pStyle w:val="NormalWeb"/>
+        <w:numPr>
+          <w:ilvl w:val="0"/>
+          <w:numId w:val="8"/>
+        </w:numPr>
+      </w:pPr>
+      <w:r>
+        <w:rPr>
+          <w:b/>
+          <w:bCs/>
+        </w:rPr>
+        <w:t>Ejemplo:</w:t>
+      </w:r>
+      <w:r>
+        <w:t xml:space="preserve"> Un sistema de recomendación de productos en una plataforma de E-</w:t>
+      </w:r>
+      <w:proofErr w:type="spellStart"/>
+      <w:r>
+        <w:t>commerce</w:t>
+      </w:r>
+      <w:proofErr w:type="spellEnd"/>
+      <w:r>
+        <w:t>.</w:t>
+      </w:r>
+    </w:p>
+    <w:p>
+      <w:pPr>
+        <w:pStyle w:val="NormalWeb"/>
+        <w:numPr>
+          <w:ilvl w:val="1"/>
+          <w:numId w:val="8"/>
+        </w:numPr>
+      </w:pPr>
+      <w:r>
+        <w:rPr>
+          <w:b/>
+          <w:bCs/>
+        </w:rPr>
+        <w:t>La necesidad:</w:t>
+      </w:r>
+      <w:r>
+        <w:t xml:space="preserve"> Necesitas un modelo que no se equivoque al predecir el siguiente producto que comprará un usuario, ya que eso significa ventas.</w:t>
+      </w:r>
+    </w:p>
+    <w:p>
+      <w:pPr>
+        <w:pStyle w:val="NormalWeb"/>
+        <w:numPr>
+          <w:ilvl w:val="1"/>
+          <w:numId w:val="8"/>
+        </w:numPr>
+      </w:pPr>
+      <w:r>
+        <w:rPr>
+          <w:b/>
+          <w:bCs/>
+        </w:rPr>
+        <w:t xml:space="preserve">La aplicación (ej. </w:t>
+      </w:r>
+      <w:proofErr w:type="spellStart"/>
+      <w:r>
+        <w:rPr>
+          <w:b/>
+          <w:bCs/>
+        </w:rPr>
+        <w:t>XGBoost</w:t>
+      </w:r>
+      <w:proofErr w:type="spellEnd"/>
+      <w:r>
+        <w:rPr>
+          <w:b/>
+          <w:bCs/>
+        </w:rPr>
+        <w:t>):</w:t>
+      </w:r>
+      <w:r>
+        <w:t xml:space="preserve"> En la industria, los datos suelen tener "valores faltantes" (ej. un usuario no puso su edad). </w:t>
+      </w:r>
+      <w:proofErr w:type="spellStart"/>
+      <w:r>
+        <w:t>XGBoost</w:t>
+      </w:r>
+      <w:proofErr w:type="spellEnd"/>
+      <w:r>
+        <w:t xml:space="preserve"> es preferido porque tiene </w:t>
+      </w:r>
+      <w:r>
+        <w:rPr>
+          <w:b/>
+          <w:bCs/>
+        </w:rPr>
+        <w:t>mecanismos internos para gestionar automáticamente esos huecos</w:t>
+      </w:r>
+      <w:r>
+        <w:t xml:space="preserve"> sin que el modelo falle. Además, permite aplicar </w:t>
+      </w:r>
+      <w:r>
+        <w:rPr>
+          <w:b/>
+          <w:bCs/>
+        </w:rPr>
+        <w:t>regularización</w:t>
+      </w:r>
+      <w:r>
+        <w:t xml:space="preserve"> (una técnica que evita que el modelo memorice los datos en lugar de aprenderlos). Si el modelo empieza a </w:t>
+      </w:r>
+      <w:proofErr w:type="spellStart"/>
+      <w:r>
+        <w:t>sobreajustarse</w:t>
+      </w:r>
+      <w:proofErr w:type="spellEnd"/>
+      <w:r>
+        <w:t xml:space="preserve"> (</w:t>
+      </w:r>
+      <w:proofErr w:type="spellStart"/>
+      <w:r>
+        <w:rPr>
+          <w:i/>
+          <w:iCs/>
+        </w:rPr>
+        <w:t>overfitting</w:t>
+      </w:r>
+      <w:proofErr w:type="spellEnd"/>
+      <w:r>
+        <w:t>), puedes ajustar un parámetro de tasa de aprendizaje (</w:t>
+      </w:r>
+      <w:proofErr w:type="spellStart"/>
+      <w:r>
+        <w:rPr>
+          <w:i/>
+          <w:iCs/>
+        </w:rPr>
+        <w:t>learning</w:t>
+      </w:r>
+      <w:proofErr w:type="spellEnd"/>
+      <w:r>
+        <w:rPr>
+          <w:i/>
+          <w:iCs/>
+        </w:rPr>
+        <w:t xml:space="preserve"> </w:t>
+      </w:r>
+      <w:proofErr w:type="spellStart"/>
+      <w:r>
+        <w:rPr>
+          <w:i/>
+          <w:iCs/>
+        </w:rPr>
+        <w:t>rate</w:t>
+      </w:r>
+      <w:proofErr w:type="spellEnd"/>
+      <w:r>
+        <w:t>) para que el progreso sea más suave y controlado, garantizando que el modelo funcione bien tanto con datos pasados como con clientes nuevos en el futuro.</w:t>
+      </w:r>
+    </w:p>
+    <w:p>
+      <w:pPr>
+        <w:pStyle w:val="NormalWeb"/>
+      </w:pPr>
+      <w:r>
+        <w:t>Estos tres pilares —</w:t>
+      </w:r>
+      <w:r>
+        <w:rPr>
+          <w:b/>
+          <w:bCs/>
+        </w:rPr>
+        <w:t>corrección secuencial, enfoque en casos difíciles y robustez técnica</w:t>
+      </w:r>
+      <w:r>
+        <w:t xml:space="preserve">— son los que hacen que el </w:t>
+      </w:r>
+      <w:proofErr w:type="spellStart"/>
+      <w:r>
+        <w:rPr>
+          <w:i/>
+          <w:iCs/>
+        </w:rPr>
+        <w:t>Boosting</w:t>
+      </w:r>
+      <w:proofErr w:type="spellEnd"/>
+      <w:r>
+        <w:t xml:space="preserve"> sea el estándar de oro en las competencias de Ciencia de Datos y en aplicaciones empresariales críticas.</w:t>
+      </w:r>
+    </w:p>
+    <w:p>
+      <w:pPr>
+        <w:pStyle w:val="NormalWeb"/>
+      </w:pPr>
+    </w:p>
+    <w:p>
+      <w:pPr>
+        <w:pStyle w:val="NormalWeb"/>
+      </w:pPr>
+    </w:p>
+    <w:p>
+      <w:pPr>
+        <w:pStyle w:val="NormalWeb"/>
+      </w:pPr>
+    </w:p>
+    <w:p>
+      <w:pPr>
+        <w:pStyle w:val="NormalWeb"/>
+      </w:pPr>
+    </w:p>
+    <w:p>
+      <w:pPr>
+        <w:pStyle w:val="NormalWeb"/>
+      </w:pPr>
+    </w:p>
+    <w:p/>
     <w:p/>
     <w:sectPr>
       <w:pgSz w:w="11906" w:h="16838"/>
@@ -1591,6 +2285,155 @@
 <file path=word/numbering.xml><?xml version="1.0" encoding="utf-8"?>
 <w:numbering xmlns:wpc="http://schemas.microsoft.com/office/word/2010/wordprocessingCanvas" xmlns:cx="http://schemas.microsoft.com/office/drawing/2014/chartex" xmlns:cx1="http://schemas.microsoft.com/office/drawing/2015/9/8/chartex" xmlns:cx2="http://schemas.microsoft.com/office/drawing/2015/10/21/chartex" xmlns:cx3="http://schemas.microsoft.com/office/drawing/2016/5/9/chartex" xmlns:cx4="http://schemas.microsoft.com/office/drawing/2016/5/10/chartex" xmlns:cx5="http://schemas.microsoft.com/office/drawing/2016/5/11/chartex" xmlns:cx6="http://schemas.microsoft.com/office/drawing/2016/5/12/chartex" xmlns:cx7="http://schemas.microsoft.com/office/drawing/2016/5/13/chartex" xmlns:cx8="http://schemas.microsoft.com/office/drawing/2016/5/14/chartex" xmlns:mc="http://schemas.openxmlformats.org/markup-compatibility/2006" xmlns:aink="http://schemas.microsoft.com/office/drawing/2016/ink" xmlns:am3d="http://schemas.microsoft.com/office/drawing/2017/model3d" xmlns:o="urn:schemas-microsoft-com:office:office" xmlns:r="http://schemas.openxmlformats.org/officeDocument/2006/relationships" xmlns:m="http://schemas.openxmlformats.org/officeDocument/2006/math" xmlns:v="urn:schemas-microsoft-com:vml" xmlns:wp14="http://schemas.microsoft.com/office/word/2010/wordprocessingDrawing" xmlns:wp="http://schemas.openxmlformats.org/drawingml/2006/wordprocessingDrawing" xmlns:w10="urn:schemas-microsoft-com:office:word" xmlns:w="http://schemas.openxmlformats.org/wordprocessingml/2006/main" xmlns:w14="http://schemas.microsoft.com/office/word/2010/wordml" xmlns:w15="http://schemas.microsoft.com/office/word/2012/wordml" xmlns:w16cex="http://schemas.microsoft.com/office/word/2018/wordml/cex" xmlns:w16cid="http://schemas.microsoft.com/office/word/2016/wordml/cid" xmlns:w16="http://schemas.microsoft.com/office/word/2018/wordml" xmlns:w16sdtdh="http://schemas.microsoft.com/office/word/2020/wordml/sdtdatahash" xmlns:w16se="http://schemas.microsoft.com/office/word/2015/wordml/symex" xmlns:wpg="http://schemas.microsoft.com/office/word/2010/wordprocessingGroup" xmlns:wpi="http://schemas.microsoft.com/office/word/2010/wordprocessingInk" xmlns:wne="http://schemas.microsoft.com/office/word/2006/wordml" xmlns:wps="http://schemas.microsoft.com/office/word/2010/wordprocessingShape" mc:Ignorable="w14 w15 w16se w16cid w16 w16cex w16sdtdh wp14">
   <w:abstractNum w:abstractNumId="0" w15:restartNumberingAfterBreak="0">
+    <w:nsid w:val="085F5EC0"/>
+    <w:multiLevelType w:val="multilevel"/>
+    <w:tmpl w:val="6E5ADFA0"/>
+    <w:lvl w:ilvl="0">
+      <w:start w:val="1"/>
+      <w:numFmt w:val="bullet"/>
+      <w:lvlText w:val=""/>
+      <w:lvlJc w:val="left"/>
+      <w:pPr>
+        <w:tabs>
+          <w:tab w:val="num" w:pos="720"/>
+        </w:tabs>
+        <w:ind w:left="720" w:hanging="360"/>
+      </w:pPr>
+      <w:rPr>
+        <w:rFonts w:ascii="Symbol" w:hAnsi="Symbol" w:hint="default"/>
+        <w:sz w:val="20"/>
+      </w:rPr>
+    </w:lvl>
+    <w:lvl w:ilvl="1">
+      <w:start w:val="1"/>
+      <w:numFmt w:val="bullet"/>
+      <w:lvlText w:val="o"/>
+      <w:lvlJc w:val="left"/>
+      <w:pPr>
+        <w:tabs>
+          <w:tab w:val="num" w:pos="1440"/>
+        </w:tabs>
+        <w:ind w:left="1440" w:hanging="360"/>
+      </w:pPr>
+      <w:rPr>
+        <w:rFonts w:ascii="Courier New" w:hAnsi="Courier New" w:hint="default"/>
+        <w:sz w:val="20"/>
+      </w:rPr>
+    </w:lvl>
+    <w:lvl w:ilvl="2" w:tentative="1">
+      <w:start w:val="1"/>
+      <w:numFmt w:val="bullet"/>
+      <w:lvlText w:val=""/>
+      <w:lvlJc w:val="left"/>
+      <w:pPr>
+        <w:tabs>
+          <w:tab w:val="num" w:pos="2160"/>
+        </w:tabs>
+        <w:ind w:left="2160" w:hanging="360"/>
+      </w:pPr>
+      <w:rPr>
+        <w:rFonts w:ascii="Wingdings" w:hAnsi="Wingdings" w:hint="default"/>
+        <w:sz w:val="20"/>
+      </w:rPr>
+    </w:lvl>
+    <w:lvl w:ilvl="3" w:tentative="1">
+      <w:start w:val="1"/>
+      <w:numFmt w:val="bullet"/>
+      <w:lvlText w:val=""/>
+      <w:lvlJc w:val="left"/>
+      <w:pPr>
+        <w:tabs>
+          <w:tab w:val="num" w:pos="2880"/>
+        </w:tabs>
+        <w:ind w:left="2880" w:hanging="360"/>
+      </w:pPr>
+      <w:rPr>
+        <w:rFonts w:ascii="Wingdings" w:hAnsi="Wingdings" w:hint="default"/>
+        <w:sz w:val="20"/>
+      </w:rPr>
+    </w:lvl>
+    <w:lvl w:ilvl="4" w:tentative="1">
+      <w:start w:val="1"/>
+      <w:numFmt w:val="bullet"/>
+      <w:lvlText w:val=""/>
+      <w:lvlJc w:val="left"/>
+      <w:pPr>
+        <w:tabs>
+          <w:tab w:val="num" w:pos="3600"/>
+        </w:tabs>
+        <w:ind w:left="3600" w:hanging="360"/>
+      </w:pPr>
+      <w:rPr>
+        <w:rFonts w:ascii="Wingdings" w:hAnsi="Wingdings" w:hint="default"/>
+        <w:sz w:val="20"/>
+      </w:rPr>
+    </w:lvl>
+    <w:lvl w:ilvl="5" w:tentative="1">
+      <w:start w:val="1"/>
+      <w:numFmt w:val="bullet"/>
+      <w:lvlText w:val=""/>
+      <w:lvlJc w:val="left"/>
+      <w:pPr>
+        <w:tabs>
+          <w:tab w:val="num" w:pos="4320"/>
+        </w:tabs>
+        <w:ind w:left="4320" w:hanging="360"/>
+      </w:pPr>
+      <w:rPr>
+        <w:rFonts w:ascii="Wingdings" w:hAnsi="Wingdings" w:hint="default"/>
+        <w:sz w:val="20"/>
+      </w:rPr>
+    </w:lvl>
+    <w:lvl w:ilvl="6" w:tentative="1">
+      <w:start w:val="1"/>
+      <w:numFmt w:val="bullet"/>
+      <w:lvlText w:val=""/>
+      <w:lvlJc w:val="left"/>
+      <w:pPr>
+        <w:tabs>
+          <w:tab w:val="num" w:pos="5040"/>
+        </w:tabs>
+        <w:ind w:left="5040" w:hanging="360"/>
+      </w:pPr>
+      <w:rPr>
+        <w:rFonts w:ascii="Wingdings" w:hAnsi="Wingdings" w:hint="default"/>
+        <w:sz w:val="20"/>
+      </w:rPr>
+    </w:lvl>
+    <w:lvl w:ilvl="7" w:tentative="1">
+      <w:start w:val="1"/>
+      <w:numFmt w:val="bullet"/>
+      <w:lvlText w:val=""/>
+      <w:lvlJc w:val="left"/>
+      <w:pPr>
+        <w:tabs>
+          <w:tab w:val="num" w:pos="5760"/>
+        </w:tabs>
+        <w:ind w:left="5760" w:hanging="360"/>
+      </w:pPr>
+      <w:rPr>
+        <w:rFonts w:ascii="Wingdings" w:hAnsi="Wingdings" w:hint="default"/>
+        <w:sz w:val="20"/>
+      </w:rPr>
+    </w:lvl>
+    <w:lvl w:ilvl="8" w:tentative="1">
+      <w:start w:val="1"/>
+      <w:numFmt w:val="bullet"/>
+      <w:lvlText w:val=""/>
+      <w:lvlJc w:val="left"/>
+      <w:pPr>
+        <w:tabs>
+          <w:tab w:val="num" w:pos="6480"/>
+        </w:tabs>
+        <w:ind w:left="6480" w:hanging="360"/>
+      </w:pPr>
+      <w:rPr>
+        <w:rFonts w:ascii="Wingdings" w:hAnsi="Wingdings" w:hint="default"/>
+        <w:sz w:val="20"/>
+      </w:rPr>
+    </w:lvl>
+  </w:abstractNum>
+  <w:abstractNum w:abstractNumId="1" w15:restartNumberingAfterBreak="0">
     <w:nsid w:val="18FF3552"/>
     <w:multiLevelType w:val="multilevel"/>
     <w:tmpl w:val="9E384E30"/>
@@ -1739,7 +2582,454 @@
       </w:rPr>
     </w:lvl>
   </w:abstractNum>
-  <w:abstractNum w:abstractNumId="1" w15:restartNumberingAfterBreak="0">
+  <w:abstractNum w:abstractNumId="2" w15:restartNumberingAfterBreak="0">
+    <w:nsid w:val="1AFA1BC1"/>
+    <w:multiLevelType w:val="multilevel"/>
+    <w:tmpl w:val="F2E24E02"/>
+    <w:lvl w:ilvl="0">
+      <w:start w:val="1"/>
+      <w:numFmt w:val="bullet"/>
+      <w:lvlText w:val=""/>
+      <w:lvlJc w:val="left"/>
+      <w:pPr>
+        <w:tabs>
+          <w:tab w:val="num" w:pos="720"/>
+        </w:tabs>
+        <w:ind w:left="720" w:hanging="360"/>
+      </w:pPr>
+      <w:rPr>
+        <w:rFonts w:ascii="Symbol" w:hAnsi="Symbol" w:hint="default"/>
+        <w:sz w:val="20"/>
+      </w:rPr>
+    </w:lvl>
+    <w:lvl w:ilvl="1">
+      <w:start w:val="1"/>
+      <w:numFmt w:val="bullet"/>
+      <w:lvlText w:val="o"/>
+      <w:lvlJc w:val="left"/>
+      <w:pPr>
+        <w:tabs>
+          <w:tab w:val="num" w:pos="1440"/>
+        </w:tabs>
+        <w:ind w:left="1440" w:hanging="360"/>
+      </w:pPr>
+      <w:rPr>
+        <w:rFonts w:ascii="Courier New" w:hAnsi="Courier New" w:hint="default"/>
+        <w:sz w:val="20"/>
+      </w:rPr>
+    </w:lvl>
+    <w:lvl w:ilvl="2" w:tentative="1">
+      <w:start w:val="1"/>
+      <w:numFmt w:val="bullet"/>
+      <w:lvlText w:val=""/>
+      <w:lvlJc w:val="left"/>
+      <w:pPr>
+        <w:tabs>
+          <w:tab w:val="num" w:pos="2160"/>
+        </w:tabs>
+        <w:ind w:left="2160" w:hanging="360"/>
+      </w:pPr>
+      <w:rPr>
+        <w:rFonts w:ascii="Wingdings" w:hAnsi="Wingdings" w:hint="default"/>
+        <w:sz w:val="20"/>
+      </w:rPr>
+    </w:lvl>
+    <w:lvl w:ilvl="3" w:tentative="1">
+      <w:start w:val="1"/>
+      <w:numFmt w:val="bullet"/>
+      <w:lvlText w:val=""/>
+      <w:lvlJc w:val="left"/>
+      <w:pPr>
+        <w:tabs>
+          <w:tab w:val="num" w:pos="2880"/>
+        </w:tabs>
+        <w:ind w:left="2880" w:hanging="360"/>
+      </w:pPr>
+      <w:rPr>
+        <w:rFonts w:ascii="Wingdings" w:hAnsi="Wingdings" w:hint="default"/>
+        <w:sz w:val="20"/>
+      </w:rPr>
+    </w:lvl>
+    <w:lvl w:ilvl="4" w:tentative="1">
+      <w:start w:val="1"/>
+      <w:numFmt w:val="bullet"/>
+      <w:lvlText w:val=""/>
+      <w:lvlJc w:val="left"/>
+      <w:pPr>
+        <w:tabs>
+          <w:tab w:val="num" w:pos="3600"/>
+        </w:tabs>
+        <w:ind w:left="3600" w:hanging="360"/>
+      </w:pPr>
+      <w:rPr>
+        <w:rFonts w:ascii="Wingdings" w:hAnsi="Wingdings" w:hint="default"/>
+        <w:sz w:val="20"/>
+      </w:rPr>
+    </w:lvl>
+    <w:lvl w:ilvl="5" w:tentative="1">
+      <w:start w:val="1"/>
+      <w:numFmt w:val="bullet"/>
+      <w:lvlText w:val=""/>
+      <w:lvlJc w:val="left"/>
+      <w:pPr>
+        <w:tabs>
+          <w:tab w:val="num" w:pos="4320"/>
+        </w:tabs>
+        <w:ind w:left="4320" w:hanging="360"/>
+      </w:pPr>
+      <w:rPr>
+        <w:rFonts w:ascii="Wingdings" w:hAnsi="Wingdings" w:hint="default"/>
+        <w:sz w:val="20"/>
+      </w:rPr>
+    </w:lvl>
+    <w:lvl w:ilvl="6" w:tentative="1">
+      <w:start w:val="1"/>
+      <w:numFmt w:val="bullet"/>
+      <w:lvlText w:val=""/>
+      <w:lvlJc w:val="left"/>
+      <w:pPr>
+        <w:tabs>
+          <w:tab w:val="num" w:pos="5040"/>
+        </w:tabs>
+        <w:ind w:left="5040" w:hanging="360"/>
+      </w:pPr>
+      <w:rPr>
+        <w:rFonts w:ascii="Wingdings" w:hAnsi="Wingdings" w:hint="default"/>
+        <w:sz w:val="20"/>
+      </w:rPr>
+    </w:lvl>
+    <w:lvl w:ilvl="7" w:tentative="1">
+      <w:start w:val="1"/>
+      <w:numFmt w:val="bullet"/>
+      <w:lvlText w:val=""/>
+      <w:lvlJc w:val="left"/>
+      <w:pPr>
+        <w:tabs>
+          <w:tab w:val="num" w:pos="5760"/>
+        </w:tabs>
+        <w:ind w:left="5760" w:hanging="360"/>
+      </w:pPr>
+      <w:rPr>
+        <w:rFonts w:ascii="Wingdings" w:hAnsi="Wingdings" w:hint="default"/>
+        <w:sz w:val="20"/>
+      </w:rPr>
+    </w:lvl>
+    <w:lvl w:ilvl="8" w:tentative="1">
+      <w:start w:val="1"/>
+      <w:numFmt w:val="bullet"/>
+      <w:lvlText w:val=""/>
+      <w:lvlJc w:val="left"/>
+      <w:pPr>
+        <w:tabs>
+          <w:tab w:val="num" w:pos="6480"/>
+        </w:tabs>
+        <w:ind w:left="6480" w:hanging="360"/>
+      </w:pPr>
+      <w:rPr>
+        <w:rFonts w:ascii="Wingdings" w:hAnsi="Wingdings" w:hint="default"/>
+        <w:sz w:val="20"/>
+      </w:rPr>
+    </w:lvl>
+  </w:abstractNum>
+  <w:abstractNum w:abstractNumId="3" w15:restartNumberingAfterBreak="0">
+    <w:nsid w:val="4ED87249"/>
+    <w:multiLevelType w:val="multilevel"/>
+    <w:tmpl w:val="393CFBE6"/>
+    <w:lvl w:ilvl="0">
+      <w:start w:val="1"/>
+      <w:numFmt w:val="bullet"/>
+      <w:lvlText w:val=""/>
+      <w:lvlJc w:val="left"/>
+      <w:pPr>
+        <w:tabs>
+          <w:tab w:val="num" w:pos="720"/>
+        </w:tabs>
+        <w:ind w:left="720" w:hanging="360"/>
+      </w:pPr>
+      <w:rPr>
+        <w:rFonts w:ascii="Symbol" w:hAnsi="Symbol" w:hint="default"/>
+        <w:sz w:val="20"/>
+      </w:rPr>
+    </w:lvl>
+    <w:lvl w:ilvl="1" w:tentative="1">
+      <w:start w:val="1"/>
+      <w:numFmt w:val="bullet"/>
+      <w:lvlText w:val="o"/>
+      <w:lvlJc w:val="left"/>
+      <w:pPr>
+        <w:tabs>
+          <w:tab w:val="num" w:pos="1440"/>
+        </w:tabs>
+        <w:ind w:left="1440" w:hanging="360"/>
+      </w:pPr>
+      <w:rPr>
+        <w:rFonts w:ascii="Courier New" w:hAnsi="Courier New" w:hint="default"/>
+        <w:sz w:val="20"/>
+      </w:rPr>
+    </w:lvl>
+    <w:lvl w:ilvl="2" w:tentative="1">
+      <w:start w:val="1"/>
+      <w:numFmt w:val="bullet"/>
+      <w:lvlText w:val=""/>
+      <w:lvlJc w:val="left"/>
+      <w:pPr>
+        <w:tabs>
+          <w:tab w:val="num" w:pos="2160"/>
+        </w:tabs>
+        <w:ind w:left="2160" w:hanging="360"/>
+      </w:pPr>
+      <w:rPr>
+        <w:rFonts w:ascii="Wingdings" w:hAnsi="Wingdings" w:hint="default"/>
+        <w:sz w:val="20"/>
+      </w:rPr>
+    </w:lvl>
+    <w:lvl w:ilvl="3" w:tentative="1">
+      <w:start w:val="1"/>
+      <w:numFmt w:val="bullet"/>
+      <w:lvlText w:val=""/>
+      <w:lvlJc w:val="left"/>
+      <w:pPr>
+        <w:tabs>
+          <w:tab w:val="num" w:pos="2880"/>
+        </w:tabs>
+        <w:ind w:left="2880" w:hanging="360"/>
+      </w:pPr>
+      <w:rPr>
+        <w:rFonts w:ascii="Wingdings" w:hAnsi="Wingdings" w:hint="default"/>
+        <w:sz w:val="20"/>
+      </w:rPr>
+    </w:lvl>
+    <w:lvl w:ilvl="4" w:tentative="1">
+      <w:start w:val="1"/>
+      <w:numFmt w:val="bullet"/>
+      <w:lvlText w:val=""/>
+      <w:lvlJc w:val="left"/>
+      <w:pPr>
+        <w:tabs>
+          <w:tab w:val="num" w:pos="3600"/>
+        </w:tabs>
+        <w:ind w:left="3600" w:hanging="360"/>
+      </w:pPr>
+      <w:rPr>
+        <w:rFonts w:ascii="Wingdings" w:hAnsi="Wingdings" w:hint="default"/>
+        <w:sz w:val="20"/>
+      </w:rPr>
+    </w:lvl>
+    <w:lvl w:ilvl="5" w:tentative="1">
+      <w:start w:val="1"/>
+      <w:numFmt w:val="bullet"/>
+      <w:lvlText w:val=""/>
+      <w:lvlJc w:val="left"/>
+      <w:pPr>
+        <w:tabs>
+          <w:tab w:val="num" w:pos="4320"/>
+        </w:tabs>
+        <w:ind w:left="4320" w:hanging="360"/>
+      </w:pPr>
+      <w:rPr>
+        <w:rFonts w:ascii="Wingdings" w:hAnsi="Wingdings" w:hint="default"/>
+        <w:sz w:val="20"/>
+      </w:rPr>
+    </w:lvl>
+    <w:lvl w:ilvl="6" w:tentative="1">
+      <w:start w:val="1"/>
+      <w:numFmt w:val="bullet"/>
+      <w:lvlText w:val=""/>
+      <w:lvlJc w:val="left"/>
+      <w:pPr>
+        <w:tabs>
+          <w:tab w:val="num" w:pos="5040"/>
+        </w:tabs>
+        <w:ind w:left="5040" w:hanging="360"/>
+      </w:pPr>
+      <w:rPr>
+        <w:rFonts w:ascii="Wingdings" w:hAnsi="Wingdings" w:hint="default"/>
+        <w:sz w:val="20"/>
+      </w:rPr>
+    </w:lvl>
+    <w:lvl w:ilvl="7" w:tentative="1">
+      <w:start w:val="1"/>
+      <w:numFmt w:val="bullet"/>
+      <w:lvlText w:val=""/>
+      <w:lvlJc w:val="left"/>
+      <w:pPr>
+        <w:tabs>
+          <w:tab w:val="num" w:pos="5760"/>
+        </w:tabs>
+        <w:ind w:left="5760" w:hanging="360"/>
+      </w:pPr>
+      <w:rPr>
+        <w:rFonts w:ascii="Wingdings" w:hAnsi="Wingdings" w:hint="default"/>
+        <w:sz w:val="20"/>
+      </w:rPr>
+    </w:lvl>
+    <w:lvl w:ilvl="8" w:tentative="1">
+      <w:start w:val="1"/>
+      <w:numFmt w:val="bullet"/>
+      <w:lvlText w:val=""/>
+      <w:lvlJc w:val="left"/>
+      <w:pPr>
+        <w:tabs>
+          <w:tab w:val="num" w:pos="6480"/>
+        </w:tabs>
+        <w:ind w:left="6480" w:hanging="360"/>
+      </w:pPr>
+      <w:rPr>
+        <w:rFonts w:ascii="Wingdings" w:hAnsi="Wingdings" w:hint="default"/>
+        <w:sz w:val="20"/>
+      </w:rPr>
+    </w:lvl>
+  </w:abstractNum>
+  <w:abstractNum w:abstractNumId="4" w15:restartNumberingAfterBreak="0">
+    <w:nsid w:val="4F7177D2"/>
+    <w:multiLevelType w:val="multilevel"/>
+    <w:tmpl w:val="FD041B10"/>
+    <w:lvl w:ilvl="0">
+      <w:start w:val="1"/>
+      <w:numFmt w:val="bullet"/>
+      <w:lvlText w:val=""/>
+      <w:lvlJc w:val="left"/>
+      <w:pPr>
+        <w:tabs>
+          <w:tab w:val="num" w:pos="720"/>
+        </w:tabs>
+        <w:ind w:left="720" w:hanging="360"/>
+      </w:pPr>
+      <w:rPr>
+        <w:rFonts w:ascii="Symbol" w:hAnsi="Symbol" w:hint="default"/>
+        <w:sz w:val="20"/>
+      </w:rPr>
+    </w:lvl>
+    <w:lvl w:ilvl="1">
+      <w:start w:val="1"/>
+      <w:numFmt w:val="bullet"/>
+      <w:lvlText w:val="o"/>
+      <w:lvlJc w:val="left"/>
+      <w:pPr>
+        <w:tabs>
+          <w:tab w:val="num" w:pos="1440"/>
+        </w:tabs>
+        <w:ind w:left="1440" w:hanging="360"/>
+      </w:pPr>
+      <w:rPr>
+        <w:rFonts w:ascii="Courier New" w:hAnsi="Courier New" w:hint="default"/>
+        <w:sz w:val="20"/>
+      </w:rPr>
+    </w:lvl>
+    <w:lvl w:ilvl="2" w:tentative="1">
+      <w:start w:val="1"/>
+      <w:numFmt w:val="bullet"/>
+      <w:lvlText w:val=""/>
+      <w:lvlJc w:val="left"/>
+      <w:pPr>
+        <w:tabs>
+          <w:tab w:val="num" w:pos="2160"/>
+        </w:tabs>
+        <w:ind w:left="2160" w:hanging="360"/>
+      </w:pPr>
+      <w:rPr>
+        <w:rFonts w:ascii="Wingdings" w:hAnsi="Wingdings" w:hint="default"/>
+        <w:sz w:val="20"/>
+      </w:rPr>
+    </w:lvl>
+    <w:lvl w:ilvl="3" w:tentative="1">
+      <w:start w:val="1"/>
+      <w:numFmt w:val="bullet"/>
+      <w:lvlText w:val=""/>
+      <w:lvlJc w:val="left"/>
+      <w:pPr>
+        <w:tabs>
+          <w:tab w:val="num" w:pos="2880"/>
+        </w:tabs>
+        <w:ind w:left="2880" w:hanging="360"/>
+      </w:pPr>
+      <w:rPr>
+        <w:rFonts w:ascii="Wingdings" w:hAnsi="Wingdings" w:hint="default"/>
+        <w:sz w:val="20"/>
+      </w:rPr>
+    </w:lvl>
+    <w:lvl w:ilvl="4" w:tentative="1">
+      <w:start w:val="1"/>
+      <w:numFmt w:val="bullet"/>
+      <w:lvlText w:val=""/>
+      <w:lvlJc w:val="left"/>
+      <w:pPr>
+        <w:tabs>
+          <w:tab w:val="num" w:pos="3600"/>
+        </w:tabs>
+        <w:ind w:left="3600" w:hanging="360"/>
+      </w:pPr>
+      <w:rPr>
+        <w:rFonts w:ascii="Wingdings" w:hAnsi="Wingdings" w:hint="default"/>
+        <w:sz w:val="20"/>
+      </w:rPr>
+    </w:lvl>
+    <w:lvl w:ilvl="5" w:tentative="1">
+      <w:start w:val="1"/>
+      <w:numFmt w:val="bullet"/>
+      <w:lvlText w:val=""/>
+      <w:lvlJc w:val="left"/>
+      <w:pPr>
+        <w:tabs>
+          <w:tab w:val="num" w:pos="4320"/>
+        </w:tabs>
+        <w:ind w:left="4320" w:hanging="360"/>
+      </w:pPr>
+      <w:rPr>
+        <w:rFonts w:ascii="Wingdings" w:hAnsi="Wingdings" w:hint="default"/>
+        <w:sz w:val="20"/>
+      </w:rPr>
+    </w:lvl>
+    <w:lvl w:ilvl="6" w:tentative="1">
+      <w:start w:val="1"/>
+      <w:numFmt w:val="bullet"/>
+      <w:lvlText w:val=""/>
+      <w:lvlJc w:val="left"/>
+      <w:pPr>
+        <w:tabs>
+          <w:tab w:val="num" w:pos="5040"/>
+        </w:tabs>
+        <w:ind w:left="5040" w:hanging="360"/>
+      </w:pPr>
+      <w:rPr>
+        <w:rFonts w:ascii="Wingdings" w:hAnsi="Wingdings" w:hint="default"/>
+        <w:sz w:val="20"/>
+      </w:rPr>
+    </w:lvl>
+    <w:lvl w:ilvl="7" w:tentative="1">
+      <w:start w:val="1"/>
+      <w:numFmt w:val="bullet"/>
+      <w:lvlText w:val=""/>
+      <w:lvlJc w:val="left"/>
+      <w:pPr>
+        <w:tabs>
+          <w:tab w:val="num" w:pos="5760"/>
+        </w:tabs>
+        <w:ind w:left="5760" w:hanging="360"/>
+      </w:pPr>
+      <w:rPr>
+        <w:rFonts w:ascii="Wingdings" w:hAnsi="Wingdings" w:hint="default"/>
+        <w:sz w:val="20"/>
+      </w:rPr>
+    </w:lvl>
+    <w:lvl w:ilvl="8" w:tentative="1">
+      <w:start w:val="1"/>
+      <w:numFmt w:val="bullet"/>
+      <w:lvlText w:val=""/>
+      <w:lvlJc w:val="left"/>
+      <w:pPr>
+        <w:tabs>
+          <w:tab w:val="num" w:pos="6480"/>
+        </w:tabs>
+        <w:ind w:left="6480" w:hanging="360"/>
+      </w:pPr>
+      <w:rPr>
+        <w:rFonts w:ascii="Wingdings" w:hAnsi="Wingdings" w:hint="default"/>
+        <w:sz w:val="20"/>
+      </w:rPr>
+    </w:lvl>
+  </w:abstractNum>
+  <w:abstractNum w:abstractNumId="5" w15:restartNumberingAfterBreak="0">
     <w:nsid w:val="5E176A8C"/>
     <w:multiLevelType w:val="multilevel"/>
     <w:tmpl w:val="A7723B52"/>
@@ -1888,7 +3178,7 @@
       </w:rPr>
     </w:lvl>
   </w:abstractNum>
-  <w:abstractNum w:abstractNumId="2" w15:restartNumberingAfterBreak="0">
+  <w:abstractNum w:abstractNumId="6" w15:restartNumberingAfterBreak="0">
     <w:nsid w:val="6F514947"/>
     <w:multiLevelType w:val="multilevel"/>
     <w:tmpl w:val="ED32527C"/>
@@ -2037,14 +3327,178 @@
       </w:rPr>
     </w:lvl>
   </w:abstractNum>
+  <w:abstractNum w:abstractNumId="7" w15:restartNumberingAfterBreak="0">
+    <w:nsid w:val="75396FA3"/>
+    <w:multiLevelType w:val="multilevel"/>
+    <w:tmpl w:val="FD54159A"/>
+    <w:lvl w:ilvl="0">
+      <w:start w:val="1"/>
+      <w:numFmt w:val="bullet"/>
+      <w:lvlText w:val=""/>
+      <w:lvlJc w:val="left"/>
+      <w:pPr>
+        <w:tabs>
+          <w:tab w:val="num" w:pos="720"/>
+        </w:tabs>
+        <w:ind w:left="720" w:hanging="360"/>
+      </w:pPr>
+      <w:rPr>
+        <w:rFonts w:ascii="Symbol" w:hAnsi="Symbol" w:hint="default"/>
+        <w:sz w:val="20"/>
+      </w:rPr>
+    </w:lvl>
+    <w:lvl w:ilvl="1" w:tentative="1">
+      <w:start w:val="1"/>
+      <w:numFmt w:val="bullet"/>
+      <w:lvlText w:val="o"/>
+      <w:lvlJc w:val="left"/>
+      <w:pPr>
+        <w:tabs>
+          <w:tab w:val="num" w:pos="1440"/>
+        </w:tabs>
+        <w:ind w:left="1440" w:hanging="360"/>
+      </w:pPr>
+      <w:rPr>
+        <w:rFonts w:ascii="Courier New" w:hAnsi="Courier New" w:hint="default"/>
+        <w:sz w:val="20"/>
+      </w:rPr>
+    </w:lvl>
+    <w:lvl w:ilvl="2" w:tentative="1">
+      <w:start w:val="1"/>
+      <w:numFmt w:val="bullet"/>
+      <w:lvlText w:val=""/>
+      <w:lvlJc w:val="left"/>
+      <w:pPr>
+        <w:tabs>
+          <w:tab w:val="num" w:pos="2160"/>
+        </w:tabs>
+        <w:ind w:left="2160" w:hanging="360"/>
+      </w:pPr>
+      <w:rPr>
+        <w:rFonts w:ascii="Wingdings" w:hAnsi="Wingdings" w:hint="default"/>
+        <w:sz w:val="20"/>
+      </w:rPr>
+    </w:lvl>
+    <w:lvl w:ilvl="3" w:tentative="1">
+      <w:start w:val="1"/>
+      <w:numFmt w:val="bullet"/>
+      <w:lvlText w:val=""/>
+      <w:lvlJc w:val="left"/>
+      <w:pPr>
+        <w:tabs>
+          <w:tab w:val="num" w:pos="2880"/>
+        </w:tabs>
+        <w:ind w:left="2880" w:hanging="360"/>
+      </w:pPr>
+      <w:rPr>
+        <w:rFonts w:ascii="Wingdings" w:hAnsi="Wingdings" w:hint="default"/>
+        <w:sz w:val="20"/>
+      </w:rPr>
+    </w:lvl>
+    <w:lvl w:ilvl="4" w:tentative="1">
+      <w:start w:val="1"/>
+      <w:numFmt w:val="bullet"/>
+      <w:lvlText w:val=""/>
+      <w:lvlJc w:val="left"/>
+      <w:pPr>
+        <w:tabs>
+          <w:tab w:val="num" w:pos="3600"/>
+        </w:tabs>
+        <w:ind w:left="3600" w:hanging="360"/>
+      </w:pPr>
+      <w:rPr>
+        <w:rFonts w:ascii="Wingdings" w:hAnsi="Wingdings" w:hint="default"/>
+        <w:sz w:val="20"/>
+      </w:rPr>
+    </w:lvl>
+    <w:lvl w:ilvl="5" w:tentative="1">
+      <w:start w:val="1"/>
+      <w:numFmt w:val="bullet"/>
+      <w:lvlText w:val=""/>
+      <w:lvlJc w:val="left"/>
+      <w:pPr>
+        <w:tabs>
+          <w:tab w:val="num" w:pos="4320"/>
+        </w:tabs>
+        <w:ind w:left="4320" w:hanging="360"/>
+      </w:pPr>
+      <w:rPr>
+        <w:rFonts w:ascii="Wingdings" w:hAnsi="Wingdings" w:hint="default"/>
+        <w:sz w:val="20"/>
+      </w:rPr>
+    </w:lvl>
+    <w:lvl w:ilvl="6" w:tentative="1">
+      <w:start w:val="1"/>
+      <w:numFmt w:val="bullet"/>
+      <w:lvlText w:val=""/>
+      <w:lvlJc w:val="left"/>
+      <w:pPr>
+        <w:tabs>
+          <w:tab w:val="num" w:pos="5040"/>
+        </w:tabs>
+        <w:ind w:left="5040" w:hanging="360"/>
+      </w:pPr>
+      <w:rPr>
+        <w:rFonts w:ascii="Wingdings" w:hAnsi="Wingdings" w:hint="default"/>
+        <w:sz w:val="20"/>
+      </w:rPr>
+    </w:lvl>
+    <w:lvl w:ilvl="7" w:tentative="1">
+      <w:start w:val="1"/>
+      <w:numFmt w:val="bullet"/>
+      <w:lvlText w:val=""/>
+      <w:lvlJc w:val="left"/>
+      <w:pPr>
+        <w:tabs>
+          <w:tab w:val="num" w:pos="5760"/>
+        </w:tabs>
+        <w:ind w:left="5760" w:hanging="360"/>
+      </w:pPr>
+      <w:rPr>
+        <w:rFonts w:ascii="Wingdings" w:hAnsi="Wingdings" w:hint="default"/>
+        <w:sz w:val="20"/>
+      </w:rPr>
+    </w:lvl>
+    <w:lvl w:ilvl="8" w:tentative="1">
+      <w:start w:val="1"/>
+      <w:numFmt w:val="bullet"/>
+      <w:lvlText w:val=""/>
+      <w:lvlJc w:val="left"/>
+      <w:pPr>
+        <w:tabs>
+          <w:tab w:val="num" w:pos="6480"/>
+        </w:tabs>
+        <w:ind w:left="6480" w:hanging="360"/>
+      </w:pPr>
+      <w:rPr>
+        <w:rFonts w:ascii="Wingdings" w:hAnsi="Wingdings" w:hint="default"/>
+        <w:sz w:val="20"/>
+      </w:rPr>
+    </w:lvl>
+  </w:abstractNum>
   <w:num w:numId="1">
+    <w:abstractNumId w:val="6"/>
+  </w:num>
+  <w:num w:numId="2">
+    <w:abstractNumId w:val="5"/>
+  </w:num>
+  <w:num w:numId="3">
+    <w:abstractNumId w:val="1"/>
+  </w:num>
+  <w:num w:numId="4">
+    <w:abstractNumId w:val="7"/>
+  </w:num>
+  <w:num w:numId="5">
+    <w:abstractNumId w:val="3"/>
+  </w:num>
+  <w:num w:numId="6">
     <w:abstractNumId w:val="2"/>
   </w:num>
-  <w:num w:numId="2">
-    <w:abstractNumId w:val="1"/>
+  <w:num w:numId="7">
+    <w:abstractNumId w:val="0"/>
   </w:num>
-  <w:num w:numId="3">
-    <w:abstractNumId w:val="0"/>
+  <w:num w:numId="8">
+    <w:abstractNumId w:val="4"/>
   </w:num>
 </w:numbering>
 </file>

--- a/proyectosemillero/notas 05062026.docx
+++ b/proyectosemillero/notas 05062026.docx
@@ -2264,14 +2264,422 @@
       <w:pPr>
         <w:pStyle w:val="NormalWeb"/>
       </w:pPr>
-    </w:p>
-    <w:p>
-      <w:pPr>
-        <w:pStyle w:val="NormalWeb"/>
-      </w:pPr>
-    </w:p>
-    <w:p/>
-    <w:p/>
+      <w:proofErr w:type="gramStart"/>
+      <w:r>
+        <w:t>1.¿</w:t>
+      </w:r>
+      <w:proofErr w:type="gramEnd"/>
+      <w:r>
+        <w:t xml:space="preserve">Cuál es la característica fundamental que diferencia al </w:t>
+      </w:r>
+      <w:proofErr w:type="spellStart"/>
+      <w:r>
+        <w:t>Boosting</w:t>
+      </w:r>
+      <w:proofErr w:type="spellEnd"/>
+      <w:r>
+        <w:t xml:space="preserve"> de otros métodos de ensamble como el </w:t>
+      </w:r>
+      <w:proofErr w:type="spellStart"/>
+      <w:r>
+        <w:t>Bagging</w:t>
+      </w:r>
+      <w:proofErr w:type="spellEnd"/>
+      <w:r>
+        <w:t xml:space="preserve"> (ej. </w:t>
+      </w:r>
+      <w:proofErr w:type="spellStart"/>
+      <w:r>
+        <w:t>Random</w:t>
+      </w:r>
+      <w:proofErr w:type="spellEnd"/>
+      <w:r>
+        <w:t xml:space="preserve"> Forest)?</w:t>
+      </w:r>
+    </w:p>
+    <w:p>
+      <w:pPr>
+        <w:pStyle w:val="NormalWeb"/>
+      </w:pPr>
+      <w:proofErr w:type="spellStart"/>
+      <w:proofErr w:type="gramStart"/>
+      <w:r>
+        <w:t>A.El</w:t>
+      </w:r>
+      <w:proofErr w:type="spellEnd"/>
+      <w:proofErr w:type="gramEnd"/>
+      <w:r>
+        <w:t xml:space="preserve"> </w:t>
+      </w:r>
+      <w:proofErr w:type="spellStart"/>
+      <w:r>
+        <w:t>Boosting</w:t>
+      </w:r>
+      <w:proofErr w:type="spellEnd"/>
+      <w:r>
+        <w:t xml:space="preserve"> entrena modelos de forma paralela e independiente.</w:t>
+      </w:r>
+    </w:p>
+    <w:p>
+      <w:pPr>
+        <w:pStyle w:val="NormalWeb"/>
+      </w:pPr>
+      <w:proofErr w:type="spellStart"/>
+      <w:proofErr w:type="gramStart"/>
+      <w:r>
+        <w:t>B.El</w:t>
+      </w:r>
+      <w:proofErr w:type="spellEnd"/>
+      <w:proofErr w:type="gramEnd"/>
+      <w:r>
+        <w:t xml:space="preserve"> </w:t>
+      </w:r>
+      <w:proofErr w:type="spellStart"/>
+      <w:r>
+        <w:t>Boosting</w:t>
+      </w:r>
+      <w:proofErr w:type="spellEnd"/>
+      <w:r>
+        <w:t xml:space="preserve"> utiliza algoritmos heterogéneos en cada etapa del entrenamiento.</w:t>
+      </w:r>
+    </w:p>
+    <w:p>
+      <w:pPr>
+        <w:pStyle w:val="NormalWeb"/>
+      </w:pPr>
+      <w:r>
+        <w:t>C.</w:t>
+      </w:r>
+      <w:r>
+        <w:t xml:space="preserve"> </w:t>
+      </w:r>
+      <w:r>
+        <w:t xml:space="preserve">El </w:t>
+      </w:r>
+      <w:proofErr w:type="spellStart"/>
+      <w:r>
+        <w:t>Boosting</w:t>
+      </w:r>
+      <w:proofErr w:type="spellEnd"/>
+      <w:r>
+        <w:t xml:space="preserve"> combina las predicciones mediante un promedio simple al final.</w:t>
+      </w:r>
+    </w:p>
+    <w:p>
+      <w:pPr>
+        <w:pStyle w:val="NormalWeb"/>
+      </w:pPr>
+      <w:r>
+        <w:rPr>
+          <w:highlight w:val="yellow"/>
+        </w:rPr>
+        <w:t>D.</w:t>
+      </w:r>
+      <w:r>
+        <w:rPr>
+          <w:highlight w:val="yellow"/>
+        </w:rPr>
+        <w:t xml:space="preserve"> </w:t>
+      </w:r>
+      <w:r>
+        <w:rPr>
+          <w:highlight w:val="yellow"/>
+        </w:rPr>
+        <w:t xml:space="preserve">El </w:t>
+      </w:r>
+      <w:proofErr w:type="spellStart"/>
+      <w:r>
+        <w:rPr>
+          <w:highlight w:val="yellow"/>
+        </w:rPr>
+        <w:t>Boosting</w:t>
+      </w:r>
+      <w:proofErr w:type="spellEnd"/>
+      <w:r>
+        <w:rPr>
+          <w:highlight w:val="yellow"/>
+        </w:rPr>
+        <w:t xml:space="preserve"> entrena modelos de forma secuencial, donde cada modelo intenta corregir los errores del anterior.</w:t>
+      </w:r>
+    </w:p>
+    <w:p>
+      <w:pPr>
+        <w:pStyle w:val="NormalWeb"/>
+      </w:pPr>
+      <w:r>
+        <w:t xml:space="preserve">2.En el contexto de </w:t>
+      </w:r>
+      <w:proofErr w:type="spellStart"/>
+      <w:r>
+        <w:t>datasets</w:t>
+      </w:r>
+      <w:proofErr w:type="spellEnd"/>
+      <w:r>
+        <w:t xml:space="preserve"> con clases desbalanceadas (por ejemplo, detectar fraudes), ¿por qué es efectivo aplicar métodos de </w:t>
+      </w:r>
+      <w:proofErr w:type="spellStart"/>
+      <w:r>
+        <w:t>Boosting</w:t>
+      </w:r>
+      <w:proofErr w:type="spellEnd"/>
+      <w:r>
+        <w:t>?</w:t>
+      </w:r>
+    </w:p>
+    <w:p>
+      <w:pPr>
+        <w:pStyle w:val="NormalWeb"/>
+      </w:pPr>
+      <w:proofErr w:type="spellStart"/>
+      <w:proofErr w:type="gramStart"/>
+      <w:r>
+        <w:lastRenderedPageBreak/>
+        <w:t>A.Porque</w:t>
+      </w:r>
+      <w:proofErr w:type="spellEnd"/>
+      <w:proofErr w:type="gramEnd"/>
+      <w:r>
+        <w:t xml:space="preserve"> utiliza funciones de activación sigmoidal en cada nodo del árbol.</w:t>
+      </w:r>
+    </w:p>
+    <w:p>
+      <w:pPr>
+        <w:pStyle w:val="NormalWeb"/>
+      </w:pPr>
+      <w:proofErr w:type="spellStart"/>
+      <w:proofErr w:type="gramStart"/>
+      <w:r>
+        <w:t>B.Porque</w:t>
+      </w:r>
+      <w:proofErr w:type="spellEnd"/>
+      <w:proofErr w:type="gramEnd"/>
+      <w:r>
+        <w:t xml:space="preserve"> el </w:t>
+      </w:r>
+      <w:proofErr w:type="spellStart"/>
+      <w:r>
+        <w:t>Boosting</w:t>
+      </w:r>
+      <w:proofErr w:type="spellEnd"/>
+      <w:r>
+        <w:t xml:space="preserve"> reduce automáticamente la cantidad de características (</w:t>
+      </w:r>
+      <w:proofErr w:type="spellStart"/>
+      <w:r>
+        <w:t>features</w:t>
+      </w:r>
+      <w:proofErr w:type="spellEnd"/>
+      <w:r>
+        <w:t xml:space="preserve">) en el </w:t>
+      </w:r>
+      <w:proofErr w:type="spellStart"/>
+      <w:r>
+        <w:t>dataset</w:t>
+      </w:r>
+      <w:proofErr w:type="spellEnd"/>
+      <w:r>
+        <w:t>.</w:t>
+      </w:r>
+    </w:p>
+    <w:p>
+      <w:pPr>
+        <w:pStyle w:val="NormalWeb"/>
+      </w:pPr>
+      <w:proofErr w:type="spellStart"/>
+      <w:r>
+        <w:t>C.Porque</w:t>
+      </w:r>
+      <w:proofErr w:type="spellEnd"/>
+      <w:r>
+        <w:t xml:space="preserve"> siempre </w:t>
+      </w:r>
+      <w:proofErr w:type="spellStart"/>
+      <w:r>
+        <w:t>submuestrea</w:t>
+      </w:r>
+      <w:proofErr w:type="spellEnd"/>
+      <w:r>
+        <w:t xml:space="preserve"> la clase mayoritaria de forma aleatoria.</w:t>
+      </w:r>
+    </w:p>
+    <w:p>
+      <w:pPr>
+        <w:pStyle w:val="NormalWeb"/>
+      </w:pPr>
+      <w:r>
+        <w:t xml:space="preserve"> </w:t>
+      </w:r>
+      <w:proofErr w:type="spellStart"/>
+      <w:r>
+        <w:rPr>
+          <w:highlight w:val="yellow"/>
+        </w:rPr>
+        <w:t>D.Porque</w:t>
+      </w:r>
+      <w:proofErr w:type="spellEnd"/>
+      <w:r>
+        <w:rPr>
+          <w:highlight w:val="yellow"/>
+        </w:rPr>
+        <w:t xml:space="preserve"> el </w:t>
+      </w:r>
+      <w:proofErr w:type="spellStart"/>
+      <w:r>
+        <w:rPr>
+          <w:highlight w:val="yellow"/>
+        </w:rPr>
+        <w:t>Boosting</w:t>
+      </w:r>
+      <w:proofErr w:type="spellEnd"/>
+      <w:r>
+        <w:rPr>
+          <w:highlight w:val="yellow"/>
+        </w:rPr>
+        <w:t xml:space="preserve"> asigna pesos más altos a las muestras que fueron mal clasificadas anteriormente, obligando al modelo a aprender mejor la clase minoritaria.</w:t>
+      </w:r>
+    </w:p>
+    <w:p>
+      <w:pPr>
+        <w:pStyle w:val="NormalWeb"/>
+      </w:pPr>
+      <w:r>
+        <w:t>3.</w:t>
+      </w:r>
+      <w:r>
+        <w:t xml:space="preserve"> </w:t>
+      </w:r>
+      <w:proofErr w:type="spellStart"/>
+      <w:r>
+        <w:t>XGBoost</w:t>
+      </w:r>
+      <w:proofErr w:type="spellEnd"/>
+      <w:r>
+        <w:t xml:space="preserve"> es altamente valorado en entornos industriales. ¿Cuál es una de sus capacidades clave que contribuye a esta popularidad?</w:t>
+      </w:r>
+    </w:p>
+    <w:p>
+      <w:pPr>
+        <w:pStyle w:val="NormalWeb"/>
+      </w:pPr>
+      <w:r>
+        <w:t xml:space="preserve"> </w:t>
+      </w:r>
+      <w:proofErr w:type="spellStart"/>
+      <w:proofErr w:type="gramStart"/>
+      <w:r>
+        <w:t>A.Su</w:t>
+      </w:r>
+      <w:proofErr w:type="spellEnd"/>
+      <w:proofErr w:type="gramEnd"/>
+      <w:r>
+        <w:t xml:space="preserve"> capacidad de trabajar siempre con mayor velocidad que una Red Neuronal profunda, independientemente del </w:t>
+      </w:r>
+      <w:proofErr w:type="spellStart"/>
+      <w:r>
+        <w:t>dataset</w:t>
+      </w:r>
+      <w:proofErr w:type="spellEnd"/>
+      <w:r>
+        <w:t>.</w:t>
+      </w:r>
+    </w:p>
+    <w:p>
+      <w:pPr>
+        <w:pStyle w:val="NormalWeb"/>
+      </w:pPr>
+      <w:r>
+        <w:t xml:space="preserve"> </w:t>
+      </w:r>
+      <w:proofErr w:type="spellStart"/>
+      <w:proofErr w:type="gramStart"/>
+      <w:r>
+        <w:t>B.Funcionamiento</w:t>
+      </w:r>
+      <w:proofErr w:type="spellEnd"/>
+      <w:proofErr w:type="gramEnd"/>
+      <w:r>
+        <w:t xml:space="preserve"> exclusivamente mediante aprendizaje no supervisado.</w:t>
+      </w:r>
+    </w:p>
+    <w:p>
+      <w:pPr>
+        <w:pStyle w:val="NormalWeb"/>
+      </w:pPr>
+      <w:r>
+        <w:t xml:space="preserve"> </w:t>
+      </w:r>
+      <w:proofErr w:type="spellStart"/>
+      <w:r>
+        <w:rPr>
+          <w:highlight w:val="yellow"/>
+        </w:rPr>
+        <w:t>C.Gestionar</w:t>
+      </w:r>
+      <w:proofErr w:type="spellEnd"/>
+      <w:r>
+        <w:rPr>
+          <w:highlight w:val="yellow"/>
+        </w:rPr>
+        <w:t xml:space="preserve"> automáticamente valores faltantes en los datos y aplicar regularización para evitar el sobreajuste.</w:t>
+      </w:r>
+    </w:p>
+    <w:p>
+      <w:pPr>
+        <w:pStyle w:val="NormalWeb"/>
+      </w:pPr>
+      <w:r>
+        <w:t xml:space="preserve"> </w:t>
+      </w:r>
+      <w:proofErr w:type="spellStart"/>
+      <w:r>
+        <w:t>D.Ser</w:t>
+      </w:r>
+      <w:proofErr w:type="spellEnd"/>
+      <w:r>
+        <w:t xml:space="preserve"> el único algoritmo de </w:t>
+      </w:r>
+      <w:proofErr w:type="spellStart"/>
+      <w:r>
+        <w:t>Boosting</w:t>
+      </w:r>
+      <w:proofErr w:type="spellEnd"/>
+      <w:r>
+        <w:t xml:space="preserve"> que no requiere ajuste de </w:t>
+      </w:r>
+      <w:proofErr w:type="spellStart"/>
+      <w:r>
+        <w:t>hiperparámetros</w:t>
+      </w:r>
+      <w:proofErr w:type="spellEnd"/>
+      <w:r>
+        <w:t>.</w:t>
+      </w:r>
+    </w:p>
+    <w:p>
+      <w:pPr>
+        <w:pStyle w:val="NormalWeb"/>
+      </w:pPr>
+    </w:p>
+    <w:p>
+      <w:pPr>
+        <w:pStyle w:val="NormalWeb"/>
+      </w:pPr>
+    </w:p>
+    <w:p>
+      <w:pPr>
+        <w:pStyle w:val="NormalWeb"/>
+      </w:pPr>
+    </w:p>
+    <w:p>
+      <w:pPr>
+        <w:pStyle w:val="NormalWeb"/>
+      </w:pPr>
+    </w:p>
+    <w:p>
+      <w:pPr>
+        <w:pStyle w:val="NormalWeb"/>
+      </w:pPr>
+    </w:p>
     <w:sectPr>
       <w:pgSz w:w="11906" w:h="16838"/>
       <w:pgMar w:top="1417" w:right="1701" w:bottom="1417" w:left="1701" w:header="708" w:footer="708" w:gutter="0"/>
@@ -4097,6 +4505,11 @@
       <w:bCs/>
     </w:rPr>
   </w:style>
+  <w:style w:type="character" w:customStyle="1" w:styleId="ng-star-inserted">
+    <w:name w:val="ng-star-inserted"/>
+    <w:basedOn w:val="Fuentedeprrafopredeter"/>
+    <w:rsid w:val="00F87BEF"/>
+  </w:style>
 </w:styles>
 </file>
 
